--- a/trabalho em grupo de linguagem_g06.docx
+++ b/trabalho em grupo de linguagem_g06.docx
@@ -13,6 +13,7 @@
       <w:r>
         <w:rPr>
           <w:noProof/>
+          <w:lang w:eastAsia="pt-PT"/>
         </w:rPr>
         <w:drawing>
           <wp:anchor distT="0" distB="0" distL="114300" distR="114300" simplePos="0" relativeHeight="251662336" behindDoc="0" locked="0" layoutInCell="1" allowOverlap="1" wp14:anchorId="20DF86BF" wp14:editId="3A410E33">
@@ -182,13 +183,7 @@
         <w:rPr>
           <w:sz w:val="28"/>
         </w:rPr>
-        <w:t xml:space="preserve"> </w:t>
-      </w:r>
-      <w:r>
-        <w:rPr>
-          <w:sz w:val="28"/>
-        </w:rPr>
-        <w:t xml:space="preserve"> </w:t>
+        <w:t xml:space="preserve">  </w:t>
       </w:r>
       <w:r>
         <w:rPr>
@@ -212,7 +207,7 @@
         <w:ind w:left="10"/>
       </w:pPr>
       <w:r>
-        <w:t xml:space="preserve">GRUPO: Nº1 </w:t>
+        <w:t>GRUPO: Nº06</w:t>
       </w:r>
     </w:p>
     <w:p>
@@ -354,12 +349,6 @@
         <w:gridCol w:w="6051"/>
       </w:tblGrid>
       <w:tr>
-        <w:tblPrEx>
-          <w:tblCellMar>
-            <w:top w:w="0" w:type="dxa"/>
-            <w:bottom w:w="0" w:type="dxa"/>
-          </w:tblCellMar>
-        </w:tblPrEx>
         <w:trPr>
           <w:trHeight w:val="522"/>
         </w:trPr>
@@ -416,12 +405,6 @@
         </w:tc>
       </w:tr>
       <w:tr>
-        <w:tblPrEx>
-          <w:tblCellMar>
-            <w:top w:w="0" w:type="dxa"/>
-            <w:bottom w:w="0" w:type="dxa"/>
-          </w:tblCellMar>
-        </w:tblPrEx>
         <w:trPr>
           <w:trHeight w:val="491"/>
         </w:trPr>
@@ -469,12 +452,6 @@
         </w:tc>
       </w:tr>
       <w:tr>
-        <w:tblPrEx>
-          <w:tblCellMar>
-            <w:top w:w="0" w:type="dxa"/>
-            <w:bottom w:w="0" w:type="dxa"/>
-          </w:tblCellMar>
-        </w:tblPrEx>
         <w:trPr>
           <w:trHeight w:val="427"/>
         </w:trPr>
@@ -522,12 +499,6 @@
         </w:tc>
       </w:tr>
       <w:tr>
-        <w:tblPrEx>
-          <w:tblCellMar>
-            <w:top w:w="0" w:type="dxa"/>
-            <w:bottom w:w="0" w:type="dxa"/>
-          </w:tblCellMar>
-        </w:tblPrEx>
         <w:trPr>
           <w:trHeight w:val="554"/>
         </w:trPr>
@@ -575,12 +546,6 @@
         </w:tc>
       </w:tr>
       <w:tr>
-        <w:tblPrEx>
-          <w:tblCellMar>
-            <w:top w:w="0" w:type="dxa"/>
-            <w:bottom w:w="0" w:type="dxa"/>
-          </w:tblCellMar>
-        </w:tblPrEx>
         <w:trPr>
           <w:trHeight w:val="269"/>
         </w:trPr>
@@ -628,12 +593,6 @@
         </w:tc>
       </w:tr>
       <w:tr>
-        <w:tblPrEx>
-          <w:tblCellMar>
-            <w:top w:w="0" w:type="dxa"/>
-            <w:bottom w:w="0" w:type="dxa"/>
-          </w:tblCellMar>
-        </w:tblPrEx>
         <w:trPr>
           <w:trHeight w:val="301"/>
         </w:trPr>
@@ -814,8 +773,6 @@
           <w:lang w:eastAsia="pt-PT"/>
         </w:rPr>
       </w:pPr>
-      <w:bookmarkStart w:id="0" w:name="_GoBack"/>
-      <w:bookmarkEnd w:id="0"/>
     </w:p>
     <w:p>
       <w:pPr>
@@ -1911,7 +1868,7 @@
           <w:b/>
         </w:rPr>
       </w:pPr>
-      <w:bookmarkStart w:id="1" w:name="_Toc226729250"/>
+      <w:bookmarkStart w:id="0" w:name="_Toc226729250"/>
       <w:r>
         <w:rPr>
           <w:b/>
@@ -1919,7 +1876,7 @@
         <w:lastRenderedPageBreak/>
         <w:t>INTRODUÇÃO</w:t>
       </w:r>
-      <w:bookmarkEnd w:id="1"/>
+      <w:bookmarkEnd w:id="0"/>
     </w:p>
     <w:p>
       <w:r>
@@ -1968,7 +1925,7 @@
       <w:pPr>
         <w:pStyle w:val="Ttulo2"/>
       </w:pPr>
-      <w:bookmarkStart w:id="2" w:name="_Toc226729251"/>
+      <w:bookmarkStart w:id="1" w:name="_Toc226729251"/>
       <w:r>
         <w:lastRenderedPageBreak/>
         <w:t>1</w:t>
@@ -1976,44 +1933,44 @@
       <w:r>
         <w:t>. OBJETIVOS</w:t>
       </w:r>
+      <w:bookmarkEnd w:id="1"/>
+    </w:p>
+    <w:p>
+      <w:pPr>
+        <w:pStyle w:val="Ttulo3"/>
+      </w:pPr>
+      <w:bookmarkStart w:id="2" w:name="_Toc226729252"/>
+      <w:r>
+        <w:t>1</w:t>
+      </w:r>
+      <w:r>
+        <w:t xml:space="preserve">.1 </w:t>
+      </w:r>
+      <w:r>
+        <w:rPr>
+          <w:rStyle w:val="Ttulo2Char"/>
+        </w:rPr>
+        <w:t>Objetivo Geral</w:t>
+      </w:r>
       <w:bookmarkEnd w:id="2"/>
     </w:p>
     <w:p>
-      <w:pPr>
-        <w:pStyle w:val="Ttulo3"/>
-      </w:pPr>
-      <w:bookmarkStart w:id="3" w:name="_Toc226729252"/>
+      <w:r>
+        <w:t>Desenvolver um sistema em Java capaz de gerenciar tarefas com base em níveis de prioridade, utilizando estruturas de dados adequadas.</w:t>
+      </w:r>
+    </w:p>
+    <w:p>
+      <w:pPr>
+        <w:pStyle w:val="Ttulo2"/>
+      </w:pPr>
+      <w:bookmarkStart w:id="3" w:name="_Toc226729253"/>
       <w:r>
         <w:t>1</w:t>
       </w:r>
       <w:r>
-        <w:t xml:space="preserve">.1 </w:t>
-      </w:r>
-      <w:r>
-        <w:rPr>
-          <w:rStyle w:val="Ttulo2Char"/>
-        </w:rPr>
-        <w:t>Objetivo Geral</w:t>
+        <w:t>.2 Objetivos Específicos</w:t>
       </w:r>
       <w:bookmarkEnd w:id="3"/>
-    </w:p>
-    <w:p>
-      <w:r>
-        <w:t>Desenvolver um sistema em Java capaz de gerenciar tarefas com base em níveis de prioridade, utilizando estruturas de dados adequadas.</w:t>
-      </w:r>
-    </w:p>
-    <w:p>
-      <w:pPr>
-        <w:pStyle w:val="Ttulo2"/>
-      </w:pPr>
-      <w:bookmarkStart w:id="4" w:name="_Toc226729253"/>
-      <w:r>
-        <w:t>1</w:t>
-      </w:r>
-      <w:r>
-        <w:t>.2 Objetivos Específicos</w:t>
-      </w:r>
-      <w:bookmarkEnd w:id="4"/>
     </w:p>
     <w:p>
       <w:pPr>
@@ -2079,87 +2036,81 @@
       <w:pPr>
         <w:pStyle w:val="Ttulo2"/>
       </w:pPr>
-      <w:bookmarkStart w:id="5" w:name="_Toc226729254"/>
+      <w:bookmarkStart w:id="4" w:name="_Toc226729254"/>
       <w:r>
         <w:t xml:space="preserve">1.3- </w:t>
       </w:r>
       <w:r>
         <w:t>CONCEITOS</w:t>
       </w:r>
+      <w:bookmarkEnd w:id="4"/>
+      <w:r>
+        <w:t xml:space="preserve"> </w:t>
+      </w:r>
+    </w:p>
+    <w:p>
+      <w:pPr>
+        <w:rPr>
+          <w:lang w:eastAsia="pt-PT"/>
+        </w:rPr>
+      </w:pPr>
+      <w:r>
+        <w:rPr>
+          <w:lang w:eastAsia="pt-PT"/>
+        </w:rPr>
+        <w:t>Filas de prioridade são estruturas de dados que organizam elementos com base em suas prioridades, permitindo que os elementos de maior prioridade sejam processados primeiro.</w:t>
+      </w:r>
+    </w:p>
+    <w:p>
+      <w:pPr>
+        <w:rPr>
+          <w:color w:val="000000" w:themeColor="text1"/>
+        </w:rPr>
+      </w:pPr>
+      <w:r>
+        <w:rPr>
+          <w:color w:val="000000" w:themeColor="text1"/>
+        </w:rPr>
+        <w:t>Uma fila de prioridade é uma estrutura de dados que armazena elementos, cada um associado a uma prioridade ao contrário de uma fila comum, onde os elementos são processados na ordem em que foram inseridos (FIFO – primeiro a entrar, primeiro a sair), em uma fila de prioridade, os elementos com maior prioridade são atendidos antes dos de menor prioridade.</w:t>
+      </w:r>
+    </w:p>
+    <w:p>
+      <w:pPr>
+        <w:pStyle w:val="Ttulo2"/>
+      </w:pPr>
+      <w:hyperlink r:id="rId9" w:tgtFrame="_blank" w:history="1"/>
+      <w:bookmarkStart w:id="5" w:name="_Toc226729255"/>
+      <w:r>
+        <w:t>1</w:t>
+      </w:r>
+      <w:r>
+        <w:t>.</w:t>
+      </w:r>
+      <w:r>
+        <w:t xml:space="preserve">4- </w:t>
+      </w:r>
+      <w:r>
+        <w:t xml:space="preserve"> FUNDAMENTAÇÃO TEÓRICA</w:t>
+      </w:r>
       <w:bookmarkEnd w:id="5"/>
-      <w:r>
-        <w:t xml:space="preserve"> </w:t>
-      </w:r>
-    </w:p>
-    <w:p>
-      <w:pPr>
+    </w:p>
+    <w:p>
+      <w:r>
         <w:rPr>
           <w:lang w:eastAsia="pt-PT"/>
         </w:rPr>
-      </w:pPr>
+        <w:t>As filas de prioridade são uma ferramenta poderosa </w:t>
+      </w:r>
       <w:r>
         <w:rPr>
           <w:lang w:eastAsia="pt-PT"/>
         </w:rPr>
-        <w:t>Filas de prioridade são estruturas de dados que organizam elementos com base em suas prioridades, permitindo que os elementos de maior prioridade sejam processados primeiro.</w:t>
-      </w:r>
-    </w:p>
-    <w:p>
-      <w:pPr>
-        <w:rPr>
-          <w:color w:val="000000" w:themeColor="text1"/>
-        </w:rPr>
-      </w:pPr>
-      <w:r>
-        <w:rPr>
-          <w:color w:val="000000" w:themeColor="text1"/>
-        </w:rPr>
-        <w:t>Uma fila de prioridade é uma estrutura de dados que armazena elementos, cada um associado a uma prioridade ao contrário de uma fila comum, onde os elementos são processados na ordem em que foram inseridos (FIFO – primeiro a entrar, primeiro a sair), em uma fila de prioridade, os elementos com maior prioridade são atendidos antes dos de menor prioridade.</w:t>
-      </w:r>
-    </w:p>
-    <w:p>
-      <w:pPr>
-        <w:pStyle w:val="Ttulo2"/>
-      </w:pPr>
-      <w:hyperlink r:id="rId9" w:tgtFrame="_blank" w:history="1"/>
-      <w:bookmarkStart w:id="6" w:name="_Toc226729255"/>
-      <w:r>
-        <w:t>1</w:t>
-      </w:r>
-      <w:r>
-        <w:t>.</w:t>
-      </w:r>
-      <w:r>
-        <w:t xml:space="preserve">4- </w:t>
-      </w:r>
-      <w:r>
-        <w:t xml:space="preserve"> FUNDAMENTAÇÃO TEÓRICA</w:t>
-      </w:r>
-      <w:bookmarkEnd w:id="6"/>
-    </w:p>
-    <w:p>
-      <w:r>
-        <w:rPr>
-          <w:lang w:eastAsia="pt-PT"/>
-        </w:rPr>
-        <w:t>As filas de prioridade são uma ferramenta poderosa </w:t>
-      </w:r>
-      <w:r>
-        <w:rPr>
-          <w:lang w:eastAsia="pt-PT"/>
-        </w:rPr>
         <w:t>para gerenciar tarefas e processos que exigem um tratamento diferenciado com base na importância ou urgência, tornando-as essencias em muitos sistemas computacionais.</w:t>
       </w:r>
     </w:p>
     <w:p>
       <w:r>
-        <w:t>O conceito de tarefas com prioridade é amplamente utilizado em sistemas operacionais, onde processos são organi</w:t>
-      </w:r>
-      <w:r>
-        <w:t xml:space="preserve">zados conforme sua importância, para </w:t>
-      </w:r>
-      <w:r>
-        <w:t>implementar esse comportamento em Java, utiliza-se frequentemente a estrutura de dados conhecida como fila de prioridade.</w:t>
+        <w:t>O conceito de tarefas com prioridade é amplamente utilizado em sistemas operacionais, onde processos são organizados conforme sua importância, para implementar esse comportamento em Java, utiliza-se frequentemente a estrutura de dados conhecida como fila de prioridade.</w:t>
       </w:r>
       <w:r>
         <w:t xml:space="preserve"> </w:t>
@@ -2227,14 +2178,14 @@
       <w:pPr>
         <w:pStyle w:val="Ttulo2"/>
       </w:pPr>
-      <w:bookmarkStart w:id="7" w:name="_Toc226729256"/>
+      <w:bookmarkStart w:id="6" w:name="_Toc226729256"/>
       <w:r>
         <w:t xml:space="preserve">1.5- </w:t>
       </w:r>
       <w:r>
         <w:t xml:space="preserve"> METODOLOGIA</w:t>
       </w:r>
-      <w:bookmarkEnd w:id="7"/>
+      <w:bookmarkEnd w:id="6"/>
     </w:p>
     <w:p>
       <w:pPr>
@@ -2269,11 +2220,11 @@
       <w:r>
         <w:t xml:space="preserve"> </w:t>
       </w:r>
-      <w:bookmarkStart w:id="8" w:name="_Toc226729257"/>
+      <w:bookmarkStart w:id="7" w:name="_Toc226729257"/>
       <w:r>
         <w:t>Estrutura do Sistema</w:t>
       </w:r>
-      <w:bookmarkEnd w:id="8"/>
+      <w:bookmarkEnd w:id="7"/>
     </w:p>
     <w:p>
       <w:pPr>
@@ -2358,7 +2309,7 @@
           <w:lang w:eastAsia="pt-PT"/>
         </w:rPr>
       </w:pPr>
-      <w:bookmarkStart w:id="9" w:name="_Toc226729258"/>
+      <w:bookmarkStart w:id="8" w:name="_Toc226729258"/>
       <w:r>
         <w:rPr>
           <w:rFonts w:eastAsia="Times New Roman"/>
@@ -2375,7 +2326,7 @@
         </w:rPr>
         <w:t>APLICAÇÕES DE FILAS DE PRIORIDADE</w:t>
       </w:r>
-      <w:bookmarkEnd w:id="9"/>
+      <w:bookmarkEnd w:id="8"/>
     </w:p>
     <w:p>
       <w:pPr>
@@ -2598,14 +2549,14 @@
       <w:pPr>
         <w:pStyle w:val="Ttulo2"/>
       </w:pPr>
-      <w:bookmarkStart w:id="10" w:name="_Toc226729259"/>
+      <w:bookmarkStart w:id="9" w:name="_Toc226729259"/>
       <w:r>
         <w:t xml:space="preserve">2.3- </w:t>
       </w:r>
       <w:r>
         <w:t xml:space="preserve"> Implementação</w:t>
       </w:r>
-      <w:bookmarkEnd w:id="10"/>
+      <w:bookmarkEnd w:id="9"/>
     </w:p>
     <w:p>
       <w:pPr>
@@ -2902,14 +2853,14 @@
       <w:pPr>
         <w:pStyle w:val="Ttulo2"/>
       </w:pPr>
-      <w:bookmarkStart w:id="11" w:name="_Toc226729260"/>
+      <w:bookmarkStart w:id="10" w:name="_Toc226729260"/>
       <w:r>
         <w:t xml:space="preserve">2.4- </w:t>
       </w:r>
       <w:r>
         <w:t xml:space="preserve"> RESULTADOS E DISCUSSÃO</w:t>
       </w:r>
-      <w:bookmarkEnd w:id="11"/>
+      <w:bookmarkEnd w:id="10"/>
     </w:p>
     <w:p>
       <w:pPr>
@@ -2969,12 +2920,12 @@
       <w:pPr>
         <w:pStyle w:val="Ttulo2"/>
       </w:pPr>
-      <w:bookmarkStart w:id="12" w:name="_Toc226729261"/>
+      <w:bookmarkStart w:id="11" w:name="_Toc226729261"/>
       <w:r>
         <w:lastRenderedPageBreak/>
         <w:t>CONCLUSÃO</w:t>
       </w:r>
-      <w:bookmarkEnd w:id="12"/>
+      <w:bookmarkEnd w:id="11"/>
     </w:p>
     <w:p>
       <w:pPr>
@@ -3106,12 +3057,12 @@
       <w:pPr>
         <w:pStyle w:val="Ttulo2"/>
       </w:pPr>
-      <w:bookmarkStart w:id="13" w:name="_Toc226729262"/>
+      <w:bookmarkStart w:id="12" w:name="_Toc226729262"/>
       <w:r>
         <w:lastRenderedPageBreak/>
         <w:t>REFERÊNCIAS</w:t>
       </w:r>
-      <w:bookmarkEnd w:id="13"/>
+      <w:bookmarkEnd w:id="12"/>
     </w:p>
     <w:p>
       <w:pPr>
@@ -3164,13 +3115,7 @@
         <w:t>Clifford Stein</w:t>
       </w:r>
       <w:r>
-        <w:t>.</w:t>
-      </w:r>
-      <w:r>
-        <w:t xml:space="preserve"> </w:t>
-      </w:r>
-      <w:r>
-        <w:t>detalhadas sobre filas de prioridade e heaps.</w:t>
+        <w:t>. detalhadas sobre filas de prioridade e heaps.</w:t>
       </w:r>
     </w:p>
     <w:p>
@@ -3197,13 +3142,7 @@
         <w:t>Mark Allen Weiss</w:t>
       </w:r>
       <w:r>
-        <w:t>.</w:t>
-      </w:r>
-      <w:r>
-        <w:t xml:space="preserve"> I</w:t>
-      </w:r>
-      <w:r>
-        <w:t>mplementação de filas de prioridade com exemplos práticos.</w:t>
+        <w:t>. Implementação de filas de prioridade com exemplos práticos.</w:t>
       </w:r>
     </w:p>
     <w:p>
@@ -3285,6 +3224,36 @@
         </w:rPr>
         <w:t>lgoritmos de escalonamento com filas de prioridade.</w:t>
       </w:r>
+    </w:p>
+    <w:p>
+      <w:pPr>
+        <w:ind w:left="360"/>
+        <w:rPr>
+          <w:color w:val="5B9BD5" w:themeColor="accent1"/>
+        </w:rPr>
+      </w:pPr>
+      <w:r>
+        <w:rPr>
+          <w:color w:val="5B9BD5" w:themeColor="accent1"/>
+        </w:rPr>
+        <w:t>LINK DO REPOSITÓRIO GITHUB</w:t>
+      </w:r>
+    </w:p>
+    <w:p>
+      <w:pPr>
+        <w:ind w:left="360"/>
+        <w:rPr>
+          <w:color w:val="5B9BD5" w:themeColor="accent1"/>
+        </w:rPr>
+      </w:pPr>
+      <w:r>
+        <w:rPr>
+          <w:color w:val="5B9BD5" w:themeColor="accent1"/>
+        </w:rPr>
+        <w:t>https://github.com/wamykiala/trabalho.Java</w:t>
+      </w:r>
+      <w:bookmarkStart w:id="13" w:name="_GoBack"/>
+      <w:bookmarkEnd w:id="13"/>
     </w:p>
     <w:sectPr>
       <w:footerReference w:type="default" r:id="rId15"/>
@@ -3333,6 +3302,7 @@
         <w:docPartUnique/>
       </w:docPartObj>
     </w:sdtPr>
+    <w:sdtEndPr/>
     <w:sdtContent>
       <w:p>
         <w:pPr>
@@ -3353,7 +3323,7 @@
             <w:noProof/>
             <w:lang w:val="pt-BR"/>
           </w:rPr>
-          <w:t>7</w:t>
+          <w:t>6</w:t>
         </w:r>
         <w:r>
           <w:fldChar w:fldCharType="end"/>
@@ -3417,7 +3387,7 @@
         <v:path o:extrusionok="f" gradientshapeok="t" o:connecttype="rect"/>
         <o:lock v:ext="edit" aspectratio="t"/>
       </v:shapetype>
-      <v:shape id="_x0000_i1150" type="#_x0000_t75" style="width:11.1pt;height:11.1pt" o:bullet="t">
+      <v:shape id="_x0000_i1031" type="#_x0000_t75" style="width:11.1pt;height:11.1pt" o:bullet="t">
         <v:imagedata r:id="rId1" o:title="mso38A7"/>
       </v:shape>
     </w:pict>
@@ -5815,6 +5785,7 @@
   <w:style w:type="character" w:default="1" w:styleId="Fontepargpadro">
     <w:name w:val="Default Paragraph Font"/>
     <w:uiPriority w:val="1"/>
+    <w:semiHidden/>
     <w:unhideWhenUsed/>
   </w:style>
   <w:style w:type="table" w:default="1" w:styleId="Tabelanormal">
@@ -6390,7 +6361,7 @@
 </file>
 
 <file path=customXml/itemProps1.xml><?xml version="1.0" encoding="utf-8"?>
-<ds:datastoreItem xmlns:ds="http://schemas.openxmlformats.org/officeDocument/2006/customXml" ds:itemID="{89945EA0-2D1B-4955-9136-2DCDC5355F15}">
+<ds:datastoreItem xmlns:ds="http://schemas.openxmlformats.org/officeDocument/2006/customXml" ds:itemID="{A6B2689B-DCCB-4BFF-9E4C-C27671EA6599}">
   <ds:schemaRefs>
     <ds:schemaRef ds:uri="http://schemas.openxmlformats.org/officeDocument/2006/bibliography"/>
   </ds:schemaRefs>
